--- a/docs/01_FUNCTIONAL_REQUIREMENTS.docx
+++ b/docs/01_FUNCTIONAL_REQUIREMENTS.docx
@@ -64,7 +64,7 @@
           <w:rFonts w:ascii="Consolas" w:hAnsi="Consolas"/>
           <w:sz w:val="18"/>
         </w:rPr>
-        <w:t>fullpage@local.extension</w:t>
+        <w:t>fullpage@brianqsmith.github.io</w:t>
       </w:r>
       <w:r>
         <w:t xml:space="preserve">; the toolbar name is </w:t>
